--- a/backend/outputs/50694144/50694144_EVENTO_5. Carta Compromiso Instructor 2026 COMBINADA.docx
+++ b/backend/outputs/50694144/50694144_EVENTO_5. Carta Compromiso Instructor 2026 COMBINADA.docx
@@ -355,7 +355,7 @@
           <w:sz w:val="24"/>
           <w:szCs w:val="24"/>
         </w:rPr>
-        <w:t xml:space="preserve">Santiago</w:t>
+        <w:t xml:space="preserve">Santiago Fuentes Lerma</w:t>
       </w:r>
       <w:r>
         <w:rPr>
@@ -1071,7 +1071,7 @@
           <w:sz w:val="24"/>
           <w:szCs w:val="24"/>
         </w:rPr>
-        <w:t xml:space="preserve">Santiago</w:t>
+        <w:t xml:space="preserve">Santiago Fuentes Lerma</w:t>
       </w:r>
       <w:r>
         <w:rPr>
